--- a/products-storage/11-bankrotstvo-genpodryadchika/09-chto-delat-esli-srok-propushchen.docx
+++ b/products-storage/11-bankrotstvo-genpodryadchika/09-chto-delat-esli-srok-propushchen.docx
@@ -29,12 +29,12 @@
     </w:p>
     <w:p>
       <w:r>
-        <w:t>2. Проверьте дату окончания срока и порядок исчисления по ст. 71, 100 или 142 Закона № 127-ФЗ в редакции, применимой к делу. Для наблюдения отдельно оцените срок участия в первом собрании; для конкурсного производства — закрытие реестра и возможные специальные обстоятельства.</w:t>
+        <w:t>2. При наблюдении проверьте 30 календарных дней от публикации для участия в первом собрании. После этого срока требование рассматривается после введения следующей процедуры — само истечение 30 дней не прекращает долг (ст. 71, пп. 1, 7). При внешнем управлении предъявление возможно в любой момент процедуры (ст. 100, п. 1).</w:t>
       </w:r>
     </w:p>
     <w:p>
       <w:r>
-        <w:t>3. Не делайте вывод о судьбе требования только по пометке календаря: проверьте изменение процедуры, характер требования и дату возникновения обязательства по ст. 5.</w:t>
+        <w:t>3. При конкурсном производстве проверьте два календарных месяца от публикации о признании банкротом и открытии конкурсного производства. При пропуске подайте вместе с требованием мотивированное ходатайство о восстановлении: укажите препятствие, период его действия, дату устранения и подтверждения. Восстановление решает суд. При поздней подаче или отказе в восстановлении действует порядок п. 4 ст. 142 — удовлетворение за счёт имущества, оставшегося после расчётов с включёнными кредиторами, с предусмотренными законом исключениями.</w:t>
       </w:r>
     </w:p>
     <w:p>
@@ -54,7 +54,7 @@
     </w:p>
     <w:p>
       <w:r>
-        <w:t>5. Зафиксируйте дату обнаружения ошибки и передайте полный пакет для определения доступного процессуального действия. Уведомление управляющему и письмо контрагенту не заменяют обращение в суд.</w:t>
+        <w:t>5. Зафиксируйте дату обнаружения пропуска и без промедления подготовьте выбранное процессуальное действие. Для ходатайства составьте хронологию и опись доказательств уважительных причин; укажите просьбу признать требование заявленным в срок по п. 1 ст. 142. Переписку с управляющим ведите параллельно с подачей в суд, а не вместо неё.</w:t>
       </w:r>
     </w:p>
     <w:p>
@@ -72,6 +72,114 @@
         <w:t>Ответственный {{...}}; дата публикации {{...}}; расчёт предельной даты {{...}}; источник нормы {{...}}; дата передачи пакета {{...}}.</w:t>
       </w:r>
     </w:p>
+    <w:p>
+      <w:pPr>
+        <w:keepNext/>
+      </w:pPr>
+      <w:r>
+        <w:rPr>
+          <w:b/>
+          <w:sz w:val="20"/>
+        </w:rPr>
+        <w:t>Пример проверки календаря</w:t>
+      </w:r>
+    </w:p>
+    <w:p>
+      <w:r>
+        <w:rPr>
+          <w:b w:val="0"/>
+          <w:sz w:val="18"/>
+        </w:rPr>
+        <w:t>Условная официальная публикация об открытии конкурсного производства — 20.08.2026; два календарных месяца истекают 20.10.2026, а не 19.10.2026 как при прибавлении 60 дней. Внутренняя контрольная дата — 16.10.2026. В своём деле дополнительно проверьте перенос, если последний день нерабочий, и момент завершения электронной подачи. Дата из примера не заменяет расчёт по своему делу.</w:t>
+      </w:r>
+    </w:p>
+    <w:p>
+      <w:pPr>
+        <w:keepNext/>
+      </w:pPr>
+      <w:r>
+        <w:rPr>
+          <w:b/>
+          <w:sz w:val="20"/>
+        </w:rPr>
+        <w:t>Нормативные основания · проверено 21.10.2026</w:t>
+      </w:r>
+    </w:p>
+    <w:p>
+      <w:pPr>
+        <w:spacing w:after="60"/>
+      </w:pPr>
+      <w:hyperlink r:id="rId10">
+        <w:r>
+          <w:rPr>
+            <w:color w:val="806238"/>
+            <w:sz w:val="18"/>
+            <w:u w:val="single"/>
+          </w:rPr>
+          <w:t>Закон № 127-ФЗ, ст. 71, пп. 1, 7 — позднее требование при наблюдении</w:t>
+        </w:r>
+      </w:hyperlink>
+    </w:p>
+    <w:p>
+      <w:pPr>
+        <w:spacing w:after="60"/>
+      </w:pPr>
+      <w:hyperlink r:id="rId11">
+        <w:r>
+          <w:rPr>
+            <w:color w:val="806238"/>
+            <w:sz w:val="18"/>
+            <w:u w:val="single"/>
+          </w:rPr>
+          <w:t>Закон № 127-ФЗ, ст. 100, п. 1 — внешнее управление</w:t>
+        </w:r>
+      </w:hyperlink>
+    </w:p>
+    <w:p>
+      <w:pPr>
+        <w:spacing w:after="60"/>
+      </w:pPr>
+      <w:hyperlink r:id="rId12">
+        <w:r>
+          <w:rPr>
+            <w:color w:val="806238"/>
+            <w:sz w:val="18"/>
+            <w:u w:val="single"/>
+          </w:rPr>
+          <w:t>Закон № 127-ФЗ, ст. 142, пп. 1, 4 — восстановление и последствия</w:t>
+        </w:r>
+      </w:hyperlink>
+    </w:p>
+    <w:p>
+      <w:pPr>
+        <w:spacing w:after="60"/>
+      </w:pPr>
+      <w:hyperlink r:id="rId13">
+        <w:r>
+          <w:rPr>
+            <w:color w:val="806238"/>
+            <w:sz w:val="18"/>
+            <w:u w:val="single"/>
+          </w:rPr>
+          <w:t>Пленум ВС РФ № 40, п. 63 — примеры уважительных причин</w:t>
+        </w:r>
+      </w:hyperlink>
+    </w:p>
+    <w:p>
+      <w:pPr>
+        <w:spacing w:after="60"/>
+      </w:pPr>
+      <w:hyperlink r:id="rId14">
+        <w:r>
+          <w:rPr>
+            <w:sz w:val="18"/>
+            <w:color w:val="806238"/>
+            <w:u w:val="single"/>
+          </w:rPr>
+          <w:t>АПК РФ, ст. 114, ч. 2, 4–7 — окончание срока и момент совершения действия</w:t>
+        </w:r>
+      </w:hyperlink>
+    </w:p>
     <w:sectPr>
       <w:footerReference w:type="default" r:id="rId9"/>
       <w:pgSz w:w="11906" w:h="16838"/>
@@ -94,7 +202,7 @@
         <w:color w:val="AE8031"/>
         <w:sz w:val="16"/>
       </w:rPr>
-      <w:t>НА СТОРОНЕ ПОДРЯДЧИКА  /  P9</w:t>
+      <w:t>НА СТОРОНЕ ПОДРЯДЧИКА  /  P9  /  21.10.2026</w:t>
     </w:r>
   </w:p>
 </w:ftr>
